--- a/tai-lieu-noi-bo/moscow/kremlin-faceted-chamber.docx
+++ b/tai-lieu-noi-bo/moscow/kremlin-faceted-chamber.docx
@@ -19,7 +19,7 @@
           <w:color w:val="152C4E"/>
           <w:sz w:val="44"/>
         </w:rPr>
-        <w:t>Cung Khảm mặt (Điện Granovitaya / Granovitaya Palata), Điện Kremlin</w:t>
+        <w:t>Cung Khảm mặt (Điện Granovitaya / Granovitaya Palata)</w:t>
       </w:r>
     </w:p>
     <w:p>
@@ -29,7 +29,7 @@
           <w:color w:val="5C6773"/>
           <w:sz w:val="22"/>
         </w:rPr>
-        <w:t>Грановитая палата · Faceted Chamber (Palace of Facets), Moscow Kremlin</w:t>
+        <w:t>Грановитая палата · Palace of Facets (Faceted Chamber)</w:t>
       </w:r>
     </w:p>
     <w:p>
@@ -37,7 +37,7 @@
         <w:rPr>
           <w:sz w:val="25"/>
         </w:rPr>
-        <w:t>Toà nhà dân sự cổ nhất còn lại của Moskva và là đại sảnh khánh tiết lộng lẫy nhất của các Sa hoàng — nơi hai kiến trúc sư Ý dựng nên gian phòng một trụ đỡ vòm, phủ kín bích hoạ vàng son, để các Sa hoàng tiếp sứ thần, thết yến và mừng những chiến thắng vang dội của nước Nga.</w:t>
+        <w:t>Công trình thế tục cổ nhất còn lại ở Moskva (1487–1491, do hai kiến trúc sư Ý dựng): đại sảnh ngai vàng gần 495 m² tựa trên một trụ giữa duy nhất, phủ kín bích họa dát vàng, nơi các Sa hoàng thết yến mừng chiến thắng và tiếp sứ thần.</w:t>
       </w:r>
     </w:p>
     <w:p>
@@ -96,6 +96,22 @@
       </w:pPr>
       <w:r>
         <w:t>Nay là gian đại lễ thuộc dinh Tổng thống Nga — hạn chế tham quan, chỉ mở cho các tua đăng ký trước; đa số du khách chỉ ngắm từ Quảng trường Nhà thờ.</w:t>
+      </w:r>
+    </w:p>
+    <w:p>
+      <w:pPr>
+        <w:pStyle w:val="ListBullet"/>
+      </w:pPr>
+      <w:r>
+        <w:t>Bích họa phục dựng năm 1881 bởi anh em thợ vẽ icon làng Palekh, theo bản kê năm 1668 của hoạ sư Simon Ushakov</w:t>
+      </w:r>
+    </w:p>
+    <w:p>
+      <w:pPr>
+        <w:pStyle w:val="ListBullet"/>
+      </w:pPr>
+      <w:r>
+        <w:t>Ô cửa bí mật (тайник) làm năm 1684 — nơi hoàng hậu, công chúa lén xem yến tiệc qua tấm lưới sắt mạ vàng</w:t>
       </w:r>
     </w:p>
     <w:p>
@@ -348,6 +364,154 @@
       </w:pPr>
       <w:r>
         <w:t>Trong đợt trùng tu 1967–1968, các nhà bảo tồn đã phục hồi được một cổng đá trắng chạm khắc độc đáo trên bức tường phía tây của đại sảnh cùng phần trang trí đắp nổi trên trụ trung tâm. Chi tiết này cho thấy dưới nhiều lớp cải tạo, phần lõi Phục hưng nguyên bản của công trình vẫn được gìn giữ — một sự pha trộn tinh tế giữa bàn tay thợ Ý và tinh thần nghi lễ Nga.</w:t>
+      </w:r>
+    </w:p>
+    <w:p>
+      <w:pPr>
+        <w:pStyle w:val="Heading1"/>
+      </w:pPr>
+      <w:r>
+        <w:rPr>
+          <w:color w:val="152C4E"/>
+        </w:rPr>
+        <w:t>Đại sảnh ngai vàng — trái tim của cung điện</w:t>
+      </w:r>
+    </w:p>
+    <w:p>
+      <w:pPr>
+        <w:jc w:val="both"/>
+      </w:pPr>
+      <w:r>
+        <w:t>Linh hồn của Cung điện Mặt Cắt là đại sảnh ngai vàng ở tầng trên, rộng khoảng 495 mét vuông — suốt gần hai thế kỷ, đây là căn phòng lớn nhất của toàn bộ nền kiến trúc Nga. Điều kỳ diệu về mặt kỹ thuật nằm ở chỗ: toàn bộ trần nhà đồ sộ ấy chỉ tựa lên MỘT cây cột trụ duy nhất đứng giữa phòng, từ đó bốn vòm cuốn hình chữ thập toả ra bốn góc. Quý khách hãy hình dung — không một hàng cột nào chắn tầm mắt, cả gian sảnh mở ra thoáng đãng để hàng trăm khách dự yến cùng hướng về phía nhà vua.</w:t>
+      </w:r>
+    </w:p>
+    <w:p>
+      <w:pPr>
+        <w:jc w:val="both"/>
+      </w:pPr>
+      <w:r>
+        <w:t>Cây cột giữa phòng không chỉ đỡ trần mà còn là tâm điểm của mọi nghi lễ. Người ta chạm trổ đá trắng tinh xảo quanh thân cột; và vào những dịp đại tiệc, sát chân cột người ta kê một chiếc kệ nhiều tầng (tiếng Nga gọi là «поставец», postavets) để bày la liệt bát, đĩa, bình, cốc bằng vàng và bạc. Đó là cách các Sa hoàng phô bày sự giàu có của nước Nga trước mắt sứ thần ngoại quốc — một 'màn trình diễn' của cải được tính toán kỹ lưỡng.</w:t>
+      </w:r>
+    </w:p>
+    <w:p>
+      <w:pPr>
+        <w:jc w:val="both"/>
+      </w:pPr>
+      <w:r>
+        <w:t>Ngai vàng đặt trên một bệ cao sát tường, nơi Sa hoàng ngồi tiếp kiến. Ban ngày, ánh sáng rọi qua những khung cửa sổ vòm đôi kiểu Ý; buổi tối, hàng trăm ngọn nến hắt lên vàng son khiến cả gian sảnh lung linh. Chính tại đây đã diễn ra những sự kiện trọng đại bậc nhất của nước Nga trung cổ — từ yến mừng công đến những cuộc hội nghị định đoạt vận mệnh quốc gia.</w:t>
+      </w:r>
+    </w:p>
+    <w:p>
+      <w:pPr>
+        <w:pStyle w:val="Heading1"/>
+      </w:pPr>
+      <w:r>
+        <w:rPr>
+          <w:color w:val="152C4E"/>
+        </w:rPr>
+        <w:t>Bích họa trên tường &amp; vòm — cuốn 'sử thi' bằng màu</w:t>
+      </w:r>
+    </w:p>
+    <w:p>
+      <w:pPr>
+        <w:jc w:val="both"/>
+      </w:pPr>
+      <w:r>
+        <w:t>Nếu được bước vào bên trong, quý khách sẽ thấy từng phân tường và mặt vòm đều phủ kín tranh bích họa dát vàng. Chương trình tranh gốc có từ thế kỷ 16, kể lại lịch sử nhà nước Nga và Giáo hội Chính thống, kèm gia phả các bậc quân vương — như một cuốn giáo khoa thiêng liêng vẽ thẳng lên tường để nhắc người ngồi trên ngai về nguồn cội và bổn phận.</w:t>
+      </w:r>
+    </w:p>
+    <w:p>
+      <w:pPr>
+        <w:jc w:val="both"/>
+      </w:pPr>
+      <w:r>
+        <w:t>Số phận những bức tranh khá long đong. Năm 1668, hoạ sư trứ danh Simon Ushakov (Симон Ушаков) được lệnh tu bổ và đã lập một bản kê tỉ mỉ từng đề tài cùng các dòng chữ chú giải — về sau chính bản mô tả ấy đã cứu cả chương trình tranh khỏi bị lãng quên.</w:t>
+      </w:r>
+    </w:p>
+    <w:p>
+      <w:pPr>
+        <w:jc w:val="both"/>
+      </w:pPr>
+      <w:r>
+        <w:t>Sang thời Pyotr Đại đế, bích họa cũ bị xoá đi, vòm trần quét vôi trắng, còn tường thì căng nhung đỏ thắm thêu đại bàng hai đầu bằng chỉ vàng. Phải đến năm 1881, nhân lễ đăng quang của Sa hoàng Aleksandr III, những người thợ vẽ icon của làng Palekh (Палех) — anh em nhà Belousov — mới dựng lại toàn bộ tranh tường đúng theo bản kê của Ushakov, và đó là những gì ta thấy ngày nay.</w:t>
+      </w:r>
+    </w:p>
+    <w:p>
+      <w:pPr>
+        <w:jc w:val="both"/>
+      </w:pPr>
+      <w:r>
+        <w:t>Trong các đề tài có cảnh Kinh Thánh, những dụ ngôn về đạo trị nước công minh, và chân dung — gia phả các đại công tước, Sa hoàng Nga nối dài từ thời Rus Kiev. Khi thuyết minh, quý hướng dẫn viên có thể ví von: 'bốn bức tường này chính là tấm gia phả và bản tuyên ngôn quyền lực của nước Nga, được vẽ ra để nhắc nhà vua mỗi khi ngồi vào bàn tiệc.'</w:t>
+      </w:r>
+    </w:p>
+    <w:p>
+      <w:pPr>
+        <w:pStyle w:val="Heading1"/>
+      </w:pPr>
+      <w:r>
+        <w:rPr>
+          <w:color w:val="152C4E"/>
+        </w:rPr>
+        <w:t>Ô cửa bí mật của hoàng hậu (Тайник)</w:t>
+      </w:r>
+    </w:p>
+    <w:p>
+      <w:pPr>
+        <w:jc w:val="both"/>
+      </w:pPr>
+      <w:r>
+        <w:t>Xin quý khách để ý một chi tiết đầy chất tiểu thuyết: cao trên bức tường phía tây, đối diện ngai vàng, có một ô cửa nhỏ che sau tấm lưới sắt chạm trổ mạ vàng. Đó là 'ô cửa bí mật' (tiếng Nga: тайник, tainik; hay смотрильная палатка — buồng nhìn trộm), được kiến trúc sư Osip Startsev (Осип Старцев) làm thêm vào năm 1684, ngay phía trên Tiền sảnh Thánh.</w:t>
+      </w:r>
+    </w:p>
+    <w:p>
+      <w:pPr>
+        <w:jc w:val="both"/>
+      </w:pPr>
+      <w:r>
+        <w:t>Vì sao lại cần một ô cửa giấu kín? Theo lễ giáo cung đình Nga xưa, phụ nữ hoàng tộc sống khép mình trong khu 'terem' và không được phép xuất hiện giữa các buổi yến tiệc hay lễ tiếp sứ thần vốn toàn đàn ông. Nhưng tò mò là bản tính con người: từ sau ô lưới này, hoàng hậu và các công chúa có thể lặng lẽ dõi theo toàn bộ nghi lễ diễn ra bên dưới mà không ai trông thấy.</w:t>
+      </w:r>
+    </w:p>
+    <w:p>
+      <w:pPr>
+        <w:jc w:val="both"/>
+      </w:pPr>
+      <w:r>
+        <w:t>Đây là một điểm 'đắt' để kể chuyện: quý hướng dẫn viên chỉ tay lên ô cửa nhỏ và gợi cho khách hình dung cảnh những người phụ nữ quyền lực nhất nước Nga phải ngắm thế giới của nam giới qua một khe lưới — một lát cắt sống động về thân phận và lễ nghi của cung đình Moskva thế kỷ 17.</w:t>
+      </w:r>
+    </w:p>
+    <w:p>
+      <w:pPr>
+        <w:pStyle w:val="Heading1"/>
+      </w:pPr>
+      <w:r>
+        <w:rPr>
+          <w:color w:val="152C4E"/>
+        </w:rPr>
+        <w:t>Tiền sảnh Thánh (Святые сени) &amp; Bậc thềm Đỏ</w:t>
+      </w:r>
+    </w:p>
+    <w:p>
+      <w:pPr>
+        <w:jc w:val="both"/>
+      </w:pPr>
+      <w:r>
+        <w:t>Dẫn vào đại sảnh là Tiền sảnh Thánh (Святые сени, 'Svyatye seni') — một gian đệm cũng phủ kín bích họa, có khung cửa lớn dát vàng chạm trổ công phu. Đây là nơi các đoàn khách dừng chân trước khi được đưa vào diện kiến nhà vua, một 'khoảng lặng' cố tình tạo ra để tăng sự trang nghiêm.</w:t>
+      </w:r>
+    </w:p>
+    <w:p>
+      <w:pPr>
+        <w:jc w:val="both"/>
+      </w:pPr>
+      <w:r>
+        <w:t>Nối từ tiền sảnh ra ngoài là Bậc thềm Đỏ trứ danh (Красное крыльцо, 'Krasnoe kryltso'). Sau lễ đăng quang trong Nhà thờ Đức Mẹ An Giấc, các Sa hoàng bước xuống bậc thềm này để ra mắt thần dân; lan can điểm những tượng sư tử cách điệu.</w:t>
+      </w:r>
+    </w:p>
+    <w:p>
+      <w:pPr>
+        <w:jc w:val="both"/>
+      </w:pPr>
+      <w:r>
+        <w:t>Bậc thềm Đỏ cũng gắn với một trang sử đẫm máu: trong cuộc nổi loạn của quân Streltsy năm 1682, nhiều thân thích hoàng gia đã bị ném từ trên bậc thềm xuống những mũi giáo chờ sẵn bên dưới. Công trình bị phá dỡ vào thập niên 1930 để lấy chỗ dựng nhà ăn tập thể, mãi đến năm 1994 mới được dựng lại nguyên trạng — nay quý khách vẫn thấy nó nối liền với Cung điện Mặt Cắt, và thường được nhắc đến như 'di tích được phục dựng đầu tiên' của Moskva thời hậu Xô-viết.</w:t>
       </w:r>
     </w:p>
     <w:p>
@@ -952,11 +1116,38 @@
     <w:p>
       <w:r>
         <w:rPr>
+          <w:color w:val="5C6773"/>
+          <w:sz w:val="20"/>
+        </w:rPr>
+        <w:t>Wikipedia tiếng Anh &amp; tiếng Nga, mục «Palace of Facets / Грановитая палата» (bản 9/2026) — dùng cho: xây 1487–1491 do Marco Ruffo và Pietro Antonio Solari dưới thời Ivan III; đại sảnh ~495 m² tựa trên một trụ giữa với bốn vòm chữ thập; mặt tiền đá vát 'kiểu kim cương'; chương trình bích họa và bản kê của Simon Ushakov (1668); Pyotr I quét vôi &amp; căng nhung đỏ thêu đại bàng hai đầu; phục dựng năm 1881 bởi anh em Belousov làng Palekh; ô cửa bí mật (тайник) do Osip Startsev làm năm 1684; Bậc thềm Đỏ, biến cố Streltsy 1682, phá dỡ thập niên 1930 và dựng lại 1994.</w:t>
+      </w:r>
+    </w:p>
+    <w:p>
+      <w:r>
+        <w:rPr>
+          <w:color w:val="5C6773"/>
+          <w:sz w:val="20"/>
+        </w:rPr>
+        <w:t>Trang chính thức Bảo tàng Kremlin (kreml.ru, mục kiến trúc) — dùng cho: diện tích 495 m², 'gian một trụ phủ bốn vòm chữ thập', từng là phòng lớn nhất kiến trúc Nga suốt hai thế kỷ; mặt tiền khối đá vát bốn mặt (diamond rustication); mái bốn dốc mạ vàng nguyên thuỷ, sau đổi thành ba dốc ở thế kỷ 19; nay là sảnh nghi lễ trong dinh Tổng thống, không mở cho khách lẻ.</w:t>
+      </w:r>
+    </w:p>
+    <w:p>
+      <w:r>
+        <w:rPr>
+          <w:color w:val="5C6773"/>
+          <w:sz w:val="20"/>
+        </w:rPr>
+        <w:t>Ghi chú biên soạn: nội thất Cung điện Mặt Cắt KHÔNG mở cho khách lẻ nên các mô tả bên trong dựa trên tư liệu; audioguide izi.travel về Kremlin không truy cập được tại thời điểm biên soạn (máy chủ trả lỗi) nên dữ kiện đã đối chiếu với Wikipedia và trang chính thức kreml.ru. Các mốc năm theo dương lịch.</w:t>
+      </w:r>
+    </w:p>
+    <w:p>
+      <w:r>
+        <w:rPr>
           <w:i/>
           <w:color w:val="5C6773"/>
           <w:sz w:val="18"/>
         </w:rPr>
-        <w:t>Tài liệu nội bộ — không dùng cho mục đích public. Biên soạn nguyên gốc, có dẫn nguồn. Cập nhật 2026-08-11.</w:t>
+        <w:t>Tài liệu nội bộ — không dùng cho mục đích public. Biên soạn nguyên gốc, có dẫn nguồn. Cập nhật 2026-09-28.</w:t>
       </w:r>
     </w:p>
     <w:sectPr>
